--- a/eum_package/이음_계획서_v5.docx
+++ b/eum_package/이음_계획서_v5.docx
@@ -380,7 +380,7 @@
           <w:sz w:val="19"/>
           <w:szCs w:val="19"/>
         </w:rPr>
-        <w:t xml:space="preserve">경남 인구감소지역의 상권 침체는 단일 현상이 아니라, 원인 구조에 따라 4가지 유형(소비전환 취약형 / 외부의존+소비전환 취약형 / 경계형 / 상대적 양호형)으로 분해되며, 각 유형은 서로 다른 정책 처방을 요구함.</w:t>
+        <w:t xml:space="preserve">경남 인구감소지역의 상권 침체는 단일 현상이 아니라, 원인 구조에 따라 4가지 유형(방문대비 소비부족형 / 외지방문 의존형 / 혼합 경계형 / 소비 안정형)으로 분해되며, 각 유형은 서로 다른 정책 처방을 요구함.</w:t>
       </w:r>
     </w:p>
     <w:p>
@@ -1082,7 +1082,7 @@
                 <w:sz w:val="17"/>
                 <w:szCs w:val="17"/>
               </w:rPr>
-              <w:t xml:space="preserve">외부의존+소비전환 취약형</w:t>
+              <w:t xml:space="preserve">외지방문 의존형</w:t>
             </w:r>
           </w:p>
         </w:tc>
@@ -1196,7 +1196,7 @@
                 <w:sz w:val="17"/>
                 <w:szCs w:val="17"/>
               </w:rPr>
-              <w:t xml:space="preserve">소비전환 취약형</w:t>
+              <w:t xml:space="preserve">방문대비 소비부족형</w:t>
             </w:r>
           </w:p>
         </w:tc>
@@ -1310,7 +1310,7 @@
                 <w:sz w:val="17"/>
                 <w:szCs w:val="17"/>
               </w:rPr>
-              <w:t xml:space="preserve">경계형 (혼합)</w:t>
+              <w:t xml:space="preserve">혼합 경계형</w:t>
             </w:r>
           </w:p>
         </w:tc>
@@ -1424,7 +1424,7 @@
                 <w:sz w:val="17"/>
                 <w:szCs w:val="17"/>
               </w:rPr>
-              <w:t xml:space="preserve">상대적 양호형</w:t>
+              <w:t xml:space="preserve">소비 안정형</w:t>
             </w:r>
           </w:p>
         </w:tc>
@@ -3087,7 +3087,7 @@
                 <w:sz w:val="17"/>
                 <w:szCs w:val="17"/>
               </w:rPr>
-              <w:t xml:space="preserve">외부의존+소비전환 취약</w:t>
+              <w:t xml:space="preserve">외지방문 의존형</w:t>
             </w:r>
           </w:p>
         </w:tc>
@@ -3173,7 +3173,7 @@
                 <w:sz w:val="17"/>
                 <w:szCs w:val="17"/>
               </w:rPr>
-              <w:t xml:space="preserve">외부의존+소비전환 취약</w:t>
+              <w:t xml:space="preserve">외지방문 의존형</w:t>
             </w:r>
           </w:p>
         </w:tc>
@@ -3259,7 +3259,7 @@
                 <w:sz w:val="17"/>
                 <w:szCs w:val="17"/>
               </w:rPr>
-              <w:t xml:space="preserve">소비전환 취약</w:t>
+              <w:t xml:space="preserve">방문대비 소비부족형</w:t>
             </w:r>
           </w:p>
         </w:tc>
@@ -3345,7 +3345,7 @@
                 <w:sz w:val="17"/>
                 <w:szCs w:val="17"/>
               </w:rPr>
-              <w:t xml:space="preserve">소비전환 취약+관광 통과형</w:t>
+              <w:t xml:space="preserve">방문대비 소비부족+관광 통과형</w:t>
             </w:r>
           </w:p>
         </w:tc>
